--- a/public/files/personnel-order/personnel-order.docx
+++ b/public/files/personnel-order/personnel-order.docx
@@ -4,7 +4,7 @@
   <w:body>
     <w:p>
       <w:pPr>
-        <w:spacing w:after="52" w:before="0" w:line="312" w:lineRule="auto"/>
+        <w:spacing w:after="61" w:before="0" w:line="312" w:lineRule="auto"/>
         <w:jc w:val="center"/>
       </w:pPr>
       <w:r>
@@ -19,7 +19,7 @@
     </w:p>
     <w:p>
       <w:pPr>
-        <w:spacing w:after="130" w:before="0" w:line="312" w:lineRule="auto"/>
+        <w:spacing w:after="152" w:before="0" w:line="312" w:lineRule="auto"/>
         <w:jc w:val="left"/>
         <w:pBdr>
           <w:bottom w:val="single" w:sz="14" w:space="2" w:color="24384F"/>
@@ -35,7 +35,7 @@
     </w:p>
     <w:p>
       <w:pPr>
-        <w:spacing w:after="52" w:before="104" w:line="312" w:lineRule="auto"/>
+        <w:spacing w:after="61" w:before="121" w:line="312" w:lineRule="auto"/>
         <w:jc w:val="left"/>
         <w:pBdr>
           <w:bottom w:val="single" w:sz="6" w:space="2" w:color="C9D2DD"/>
@@ -78,7 +78,7 @@
       </w:tblGrid>
       <w:tr>
         <w:trPr>
-          <w:trHeight w:val="663" w:hRule="atLeast"/>
+          <w:trHeight w:val="773" w:hRule="atLeast"/>
         </w:trPr>
         <w:tc>
           <w:tcPr>
@@ -248,7 +248,7 @@
       </w:tr>
       <w:tr>
         <w:trPr>
-          <w:trHeight w:val="663" w:hRule="atLeast"/>
+          <w:trHeight w:val="773" w:hRule="atLeast"/>
         </w:trPr>
         <w:tc>
           <w:tcPr>
@@ -419,7 +419,7 @@
     </w:tbl>
     <w:p>
       <w:pPr>
-        <w:spacing w:after="52" w:before="0" w:line="312" w:lineRule="auto"/>
+        <w:spacing w:after="61" w:before="0" w:line="312" w:lineRule="auto"/>
         <w:jc w:val="left"/>
       </w:pPr>
       <w:r>
@@ -432,7 +432,7 @@
     </w:p>
     <w:p>
       <w:pPr>
-        <w:spacing w:after="52" w:before="104" w:line="312" w:lineRule="auto"/>
+        <w:spacing w:after="61" w:before="121" w:line="312" w:lineRule="auto"/>
         <w:jc w:val="left"/>
         <w:pBdr>
           <w:bottom w:val="single" w:sz="6" w:space="2" w:color="C9D2DD"/>
@@ -473,7 +473,7 @@
       </w:tblGrid>
       <w:tr>
         <w:trPr>
-          <w:trHeight w:val="737" w:hRule="atLeast"/>
+          <w:trHeight w:val="859" w:hRule="atLeast"/>
         </w:trPr>
         <w:tc>
           <w:tcPr>
@@ -588,7 +588,7 @@
       </w:tr>
       <w:tr>
         <w:trPr>
-          <w:trHeight w:val="737" w:hRule="atLeast"/>
+          <w:trHeight w:val="859" w:hRule="atLeast"/>
         </w:trPr>
         <w:tc>
           <w:tcPr>
@@ -703,7 +703,7 @@
       </w:tr>
       <w:tr>
         <w:trPr>
-          <w:trHeight w:val="737" w:hRule="atLeast"/>
+          <w:trHeight w:val="859" w:hRule="atLeast"/>
         </w:trPr>
         <w:tc>
           <w:tcPr>
@@ -818,7 +818,7 @@
       </w:tr>
       <w:tr>
         <w:trPr>
-          <w:trHeight w:val="737" w:hRule="atLeast"/>
+          <w:trHeight w:val="859" w:hRule="atLeast"/>
         </w:trPr>
         <w:tc>
           <w:tcPr>
@@ -934,7 +934,7 @@
     </w:tbl>
     <w:p>
       <w:pPr>
-        <w:spacing w:after="52" w:before="0" w:line="312" w:lineRule="auto"/>
+        <w:spacing w:after="61" w:before="0" w:line="312" w:lineRule="auto"/>
         <w:jc w:val="left"/>
       </w:pPr>
       <w:r>
@@ -947,7 +947,7 @@
     </w:p>
     <w:p>
       <w:pPr>
-        <w:spacing w:after="52" w:before="104" w:line="312" w:lineRule="auto"/>
+        <w:spacing w:after="61" w:before="121" w:line="312" w:lineRule="auto"/>
         <w:jc w:val="left"/>
         <w:pBdr>
           <w:bottom w:val="single" w:sz="6" w:space="2" w:color="C9D2DD"/>
@@ -988,7 +988,7 @@
       </w:tblGrid>
       <w:tr>
         <w:trPr>
-          <w:trHeight w:val="663" w:hRule="atLeast"/>
+          <w:trHeight w:val="773" w:hRule="atLeast"/>
         </w:trPr>
         <w:tc>
           <w:tcPr>
@@ -1103,7 +1103,7 @@
       </w:tr>
       <w:tr>
         <w:trPr>
-          <w:trHeight w:val="663" w:hRule="atLeast"/>
+          <w:trHeight w:val="773" w:hRule="atLeast"/>
         </w:trPr>
         <w:tc>
           <w:tcPr>
@@ -1219,7 +1219,7 @@
     </w:tbl>
     <w:p>
       <w:pPr>
-        <w:spacing w:after="52" w:before="0" w:line="312" w:lineRule="auto"/>
+        <w:spacing w:after="61" w:before="0" w:line="312" w:lineRule="auto"/>
         <w:jc w:val="left"/>
       </w:pPr>
       <w:r>
@@ -1232,7 +1232,7 @@
     </w:p>
     <w:p>
       <w:pPr>
-        <w:spacing w:after="208" w:before="0" w:line="312" w:lineRule="auto"/>
+        <w:spacing w:after="242" w:before="0" w:line="312" w:lineRule="auto"/>
         <w:jc w:val="left"/>
       </w:pPr>
       <w:r>
@@ -1245,7 +1245,7 @@
     </w:p>
     <w:p>
       <w:pPr>
-        <w:spacing w:after="104" w:before="0" w:line="312" w:lineRule="auto"/>
+        <w:spacing w:after="121" w:before="0" w:line="312" w:lineRule="auto"/>
         <w:jc w:val="center"/>
       </w:pPr>
       <w:r>
@@ -1259,7 +1259,7 @@
     </w:p>
     <w:p>
       <w:pPr>
-        <w:spacing w:after="104" w:before="104" w:line="312" w:lineRule="auto"/>
+        <w:spacing w:after="121" w:before="121" w:line="312" w:lineRule="auto"/>
         <w:jc w:val="center"/>
       </w:pPr>
       <w:r>
@@ -1273,7 +1273,7 @@
     </w:p>
     <w:p>
       <w:pPr>
-        <w:spacing w:after="104" w:before="0" w:line="312" w:lineRule="auto"/>
+        <w:spacing w:after="121" w:before="0" w:line="312" w:lineRule="auto"/>
         <w:jc w:val="center"/>
       </w:pPr>
       <w:r>
@@ -1287,7 +1287,7 @@
     </w:p>
     <w:p>
       <w:pPr>
-        <w:spacing w:after="104" w:before="0" w:line="312" w:lineRule="auto"/>
+        <w:spacing w:after="121" w:before="0" w:line="312" w:lineRule="auto"/>
         <w:jc w:val="right"/>
       </w:pPr>
       <w:r>
@@ -1301,7 +1301,7 @@
     </w:p>
     <w:p>
       <w:pPr>
-        <w:spacing w:after="156" w:before="0" w:line="312" w:lineRule="auto"/>
+        <w:spacing w:after="182" w:before="0" w:line="312" w:lineRule="auto"/>
         <w:jc w:val="left"/>
       </w:pPr>
       <w:r>
@@ -1314,7 +1314,7 @@
     </w:p>
     <w:p>
       <w:pPr>
-        <w:spacing w:after="0" w:before="78" w:line="312" w:lineRule="auto"/>
+        <w:spacing w:after="0" w:before="91" w:line="312" w:lineRule="auto"/>
         <w:jc w:val="left"/>
       </w:pPr>
       <w:r>
